--- a/DiplomaAnalysis.IntegrationTests/TestFiles/2.docx
+++ b/DiplomaAnalysis.IntegrationTests/TestFiles/2.docx
@@ -841,8 +841,674 @@
       <w:pPr>
         <w:jc w:val="both"/>
       </w:pPr>
-      <w:bookmarkStart w:id="0" w:name="_GoBack"/>
-      <w:bookmarkEnd w:id="0"/>
+    </w:p>
+    <w:p>
+      <w:pPr>
+        <w:jc w:val="both"/>
+      </w:pPr>
+    </w:p>
+    <w:p>
+      <w:pPr>
+        <w:jc w:val="both"/>
+      </w:pPr>
+    </w:p>
+    <w:p>
+      <w:pPr>
+        <w:jc w:val="both"/>
+      </w:pPr>
+    </w:p>
+    <w:p>
+      <w:pPr>
+        <w:jc w:val="both"/>
+      </w:pPr>
+    </w:p>
+    <w:p>
+      <w:pPr>
+        <w:jc w:val="both"/>
+      </w:pPr>
+    </w:p>
+    <w:p>
+      <w:pPr>
+        <w:jc w:val="both"/>
+      </w:pPr>
+    </w:p>
+    <w:p>
+      <w:pPr>
+        <w:jc w:val="both"/>
+      </w:pPr>
+    </w:p>
+    <w:p>
+      <w:pPr>
+        <w:jc w:val="both"/>
+      </w:pPr>
+    </w:p>
+    <w:p>
+      <w:pPr>
+        <w:jc w:val="both"/>
+      </w:pPr>
+    </w:p>
+    <w:p>
+      <w:pPr>
+        <w:jc w:val="both"/>
+      </w:pPr>
+    </w:p>
+    <w:p>
+      <w:pPr>
+        <w:jc w:val="both"/>
+      </w:pPr>
+    </w:p>
+    <w:p>
+      <w:pPr>
+        <w:jc w:val="both"/>
+      </w:pPr>
+      <w:r>
+        <w:t>У таблиці 1.5 все добре з продовженням</w:t>
+      </w:r>
+    </w:p>
+    <w:p>
+      <w:pPr>
+        <w:jc w:val="right"/>
+      </w:pPr>
+      <w:r>
+        <w:t>Таблиця 1.5</w:t>
+      </w:r>
+    </w:p>
+    <w:p>
+      <w:pPr>
+        <w:jc w:val="center"/>
+      </w:pPr>
+      <w:r>
+        <w:t xml:space="preserve">Продовження переніс </w:t>
+      </w:r>
+      <w:proofErr w:type="spellStart"/>
+      <w:r>
+        <w:t>Ворд</w:t>
+      </w:r>
+      <w:proofErr w:type="spellEnd"/>
+      <w:r>
+        <w:t xml:space="preserve"> сам</w:t>
+      </w:r>
+    </w:p>
+    <w:tbl>
+      <w:tblPr>
+        <w:tblStyle w:val="a3"/>
+        <w:tblW w:w="0" w:type="auto"/>
+        <w:tblLook w:val="04A0" w:firstRow="1" w:lastRow="0" w:firstColumn="1" w:lastColumn="0" w:noHBand="0" w:noVBand="1"/>
+      </w:tblPr>
+      <w:tblGrid>
+        <w:gridCol w:w="3209"/>
+        <w:gridCol w:w="3210"/>
+        <w:gridCol w:w="3210"/>
+      </w:tblGrid>
+      <w:tr>
+        <w:tc>
+          <w:tcPr>
+            <w:tcW w:w="3209" w:type="dxa"/>
+          </w:tcPr>
+          <w:p>
+            <w:pPr>
+              <w:jc w:val="center"/>
+            </w:pPr>
+          </w:p>
+        </w:tc>
+        <w:tc>
+          <w:tcPr>
+            <w:tcW w:w="3210" w:type="dxa"/>
+          </w:tcPr>
+          <w:p>
+            <w:pPr>
+              <w:jc w:val="center"/>
+            </w:pPr>
+          </w:p>
+        </w:tc>
+        <w:tc>
+          <w:tcPr>
+            <w:tcW w:w="3210" w:type="dxa"/>
+          </w:tcPr>
+          <w:p>
+            <w:pPr>
+              <w:jc w:val="center"/>
+            </w:pPr>
+          </w:p>
+        </w:tc>
+      </w:tr>
+    </w:tbl>
+    <w:p>
+      <w:pPr>
+        <w:jc w:val="right"/>
+      </w:pPr>
+    </w:p>
+    <w:p>
+      <w:pPr>
+        <w:jc w:val="right"/>
+      </w:pPr>
+      <w:r>
+        <w:lastRenderedPageBreak/>
+        <w:t>Продовження табл. 1.5</w:t>
+      </w:r>
+    </w:p>
+    <w:tbl>
+      <w:tblPr>
+        <w:tblStyle w:val="a3"/>
+        <w:tblW w:w="0" w:type="auto"/>
+        <w:tblLook w:val="04A0" w:firstRow="1" w:lastRow="0" w:firstColumn="1" w:lastColumn="0" w:noHBand="0" w:noVBand="1"/>
+      </w:tblPr>
+      <w:tblGrid>
+        <w:gridCol w:w="1069"/>
+        <w:gridCol w:w="1070"/>
+        <w:gridCol w:w="1070"/>
+        <w:gridCol w:w="1070"/>
+        <w:gridCol w:w="1070"/>
+        <w:gridCol w:w="1070"/>
+        <w:gridCol w:w="1070"/>
+        <w:gridCol w:w="1070"/>
+        <w:gridCol w:w="1070"/>
+      </w:tblGrid>
+      <w:tr>
+        <w:tc>
+          <w:tcPr>
+            <w:tcW w:w="1069" w:type="dxa"/>
+          </w:tcPr>
+          <w:p>
+            <w:pPr>
+              <w:jc w:val="both"/>
+            </w:pPr>
+          </w:p>
+        </w:tc>
+        <w:tc>
+          <w:tcPr>
+            <w:tcW w:w="1070" w:type="dxa"/>
+          </w:tcPr>
+          <w:p>
+            <w:pPr>
+              <w:jc w:val="both"/>
+            </w:pPr>
+          </w:p>
+        </w:tc>
+        <w:tc>
+          <w:tcPr>
+            <w:tcW w:w="1070" w:type="dxa"/>
+          </w:tcPr>
+          <w:p>
+            <w:pPr>
+              <w:jc w:val="both"/>
+            </w:pPr>
+          </w:p>
+        </w:tc>
+        <w:tc>
+          <w:tcPr>
+            <w:tcW w:w="1070" w:type="dxa"/>
+          </w:tcPr>
+          <w:p>
+            <w:pPr>
+              <w:jc w:val="both"/>
+            </w:pPr>
+          </w:p>
+        </w:tc>
+        <w:tc>
+          <w:tcPr>
+            <w:tcW w:w="1070" w:type="dxa"/>
+          </w:tcPr>
+          <w:p>
+            <w:pPr>
+              <w:jc w:val="both"/>
+            </w:pPr>
+          </w:p>
+        </w:tc>
+        <w:tc>
+          <w:tcPr>
+            <w:tcW w:w="1070" w:type="dxa"/>
+          </w:tcPr>
+          <w:p>
+            <w:pPr>
+              <w:jc w:val="both"/>
+            </w:pPr>
+          </w:p>
+        </w:tc>
+        <w:tc>
+          <w:tcPr>
+            <w:tcW w:w="1070" w:type="dxa"/>
+          </w:tcPr>
+          <w:p>
+            <w:pPr>
+              <w:jc w:val="both"/>
+            </w:pPr>
+          </w:p>
+        </w:tc>
+        <w:tc>
+          <w:tcPr>
+            <w:tcW w:w="1070" w:type="dxa"/>
+          </w:tcPr>
+          <w:p>
+            <w:pPr>
+              <w:jc w:val="both"/>
+            </w:pPr>
+          </w:p>
+        </w:tc>
+        <w:tc>
+          <w:tcPr>
+            <w:tcW w:w="1070" w:type="dxa"/>
+          </w:tcPr>
+          <w:p>
+            <w:pPr>
+              <w:jc w:val="both"/>
+            </w:pPr>
+          </w:p>
+        </w:tc>
+      </w:tr>
+    </w:tbl>
+    <w:p>
+      <w:pPr>
+        <w:jc w:val="both"/>
+      </w:pPr>
+    </w:p>
+    <w:p>
+      <w:pPr>
+        <w:jc w:val="both"/>
+      </w:pPr>
+      <w:r>
+        <w:t>У таблиці 1.6 теж все добре з продовженням</w:t>
+      </w:r>
+    </w:p>
+    <w:p>
+      <w:pPr>
+        <w:jc w:val="right"/>
+      </w:pPr>
+      <w:r>
+        <w:t>Таблиця 1.6</w:t>
+      </w:r>
+    </w:p>
+    <w:p>
+      <w:pPr>
+        <w:jc w:val="center"/>
+      </w:pPr>
+      <w:r>
+        <w:t>Форсований переніс розривом</w:t>
+      </w:r>
+    </w:p>
+    <w:tbl>
+      <w:tblPr>
+        <w:tblStyle w:val="a3"/>
+        <w:tblW w:w="0" w:type="auto"/>
+        <w:tblLook w:val="04A0" w:firstRow="1" w:lastRow="0" w:firstColumn="1" w:lastColumn="0" w:noHBand="0" w:noVBand="1"/>
+      </w:tblPr>
+      <w:tblGrid>
+        <w:gridCol w:w="1604"/>
+        <w:gridCol w:w="1605"/>
+        <w:gridCol w:w="1605"/>
+        <w:gridCol w:w="1605"/>
+        <w:gridCol w:w="1605"/>
+        <w:gridCol w:w="1605"/>
+      </w:tblGrid>
+      <w:tr>
+        <w:tc>
+          <w:tcPr>
+            <w:tcW w:w="1604" w:type="dxa"/>
+          </w:tcPr>
+          <w:p>
+            <w:pPr>
+              <w:jc w:val="center"/>
+            </w:pPr>
+          </w:p>
+        </w:tc>
+        <w:tc>
+          <w:tcPr>
+            <w:tcW w:w="1605" w:type="dxa"/>
+          </w:tcPr>
+          <w:p>
+            <w:pPr>
+              <w:jc w:val="center"/>
+            </w:pPr>
+          </w:p>
+        </w:tc>
+        <w:tc>
+          <w:tcPr>
+            <w:tcW w:w="1605" w:type="dxa"/>
+          </w:tcPr>
+          <w:p>
+            <w:pPr>
+              <w:jc w:val="center"/>
+            </w:pPr>
+          </w:p>
+        </w:tc>
+        <w:tc>
+          <w:tcPr>
+            <w:tcW w:w="1605" w:type="dxa"/>
+          </w:tcPr>
+          <w:p>
+            <w:pPr>
+              <w:jc w:val="center"/>
+            </w:pPr>
+          </w:p>
+        </w:tc>
+        <w:tc>
+          <w:tcPr>
+            <w:tcW w:w="1605" w:type="dxa"/>
+          </w:tcPr>
+          <w:p>
+            <w:pPr>
+              <w:jc w:val="center"/>
+            </w:pPr>
+          </w:p>
+        </w:tc>
+        <w:tc>
+          <w:tcPr>
+            <w:tcW w:w="1605" w:type="dxa"/>
+          </w:tcPr>
+          <w:p>
+            <w:pPr>
+              <w:jc w:val="center"/>
+            </w:pPr>
+          </w:p>
+        </w:tc>
+      </w:tr>
+    </w:tbl>
+    <w:p>
+      <w:pPr>
+        <w:jc w:val="center"/>
+      </w:pPr>
+    </w:p>
+    <w:p>
+      <w:r>
+        <w:br w:type="page"/>
+      </w:r>
+    </w:p>
+    <w:p>
+      <w:pPr>
+        <w:jc w:val="right"/>
+      </w:pPr>
+      <w:r>
+        <w:lastRenderedPageBreak/>
+        <w:t>Продовження табл. 1.6</w:t>
+      </w:r>
+    </w:p>
+    <w:tbl>
+      <w:tblPr>
+        <w:tblStyle w:val="a3"/>
+        <w:tblW w:w="0" w:type="auto"/>
+        <w:tblLook w:val="04A0" w:firstRow="1" w:lastRow="0" w:firstColumn="1" w:lastColumn="0" w:noHBand="0" w:noVBand="1"/>
+      </w:tblPr>
+      <w:tblGrid>
+        <w:gridCol w:w="2407"/>
+        <w:gridCol w:w="2407"/>
+        <w:gridCol w:w="2407"/>
+        <w:gridCol w:w="2408"/>
+      </w:tblGrid>
+      <w:tr>
+        <w:tc>
+          <w:tcPr>
+            <w:tcW w:w="2407" w:type="dxa"/>
+          </w:tcPr>
+          <w:p>
+            <w:pPr>
+              <w:jc w:val="right"/>
+            </w:pPr>
+          </w:p>
+        </w:tc>
+        <w:tc>
+          <w:tcPr>
+            <w:tcW w:w="2407" w:type="dxa"/>
+          </w:tcPr>
+          <w:p>
+            <w:pPr>
+              <w:jc w:val="right"/>
+            </w:pPr>
+          </w:p>
+        </w:tc>
+        <w:tc>
+          <w:tcPr>
+            <w:tcW w:w="2407" w:type="dxa"/>
+          </w:tcPr>
+          <w:p>
+            <w:pPr>
+              <w:jc w:val="right"/>
+            </w:pPr>
+          </w:p>
+        </w:tc>
+        <w:tc>
+          <w:tcPr>
+            <w:tcW w:w="2408" w:type="dxa"/>
+          </w:tcPr>
+          <w:p>
+            <w:pPr>
+              <w:jc w:val="right"/>
+            </w:pPr>
+          </w:p>
+        </w:tc>
+      </w:tr>
+    </w:tbl>
+    <w:p/>
+    <w:p>
+      <w:r>
+        <w:t>У таблиці 1.7 продовження на тій же сторінці</w:t>
+      </w:r>
+    </w:p>
+    <w:p>
+      <w:pPr>
+        <w:jc w:val="right"/>
+      </w:pPr>
+      <w:r>
+        <w:t>Таблиця 1.7</w:t>
+      </w:r>
+    </w:p>
+    <w:p>
+      <w:pPr>
+        <w:jc w:val="center"/>
+      </w:pPr>
+      <w:r>
+        <w:rPr>
+          <mc:AlternateContent>
+            <mc:Choice Requires="w16se"/>
+            <mc:Fallback>
+              <w:rFonts w:ascii="Segoe UI Emoji" w:eastAsia="Segoe UI Emoji" w:hAnsi="Segoe UI Emoji" w:cs="Segoe UI Emoji"/>
+            </mc:Fallback>
+          </mc:AlternateContent>
+        </w:rPr>
+        <mc:AlternateContent>
+          <mc:Choice Requires="w16se">
+            <w16se:symEx w16se:font="Segoe UI Emoji" w16se:char="2639"/>
+          </mc:Choice>
+          <mc:Fallback>
+            <w:t>☹</w:t>
+          </mc:Fallback>
+        </mc:AlternateContent>
+      </w:r>
+    </w:p>
+    <w:tbl>
+      <w:tblPr>
+        <w:tblStyle w:val="a3"/>
+        <w:tblW w:w="0" w:type="auto"/>
+        <w:tblLook w:val="04A0" w:firstRow="1" w:lastRow="0" w:firstColumn="1" w:lastColumn="0" w:noHBand="0" w:noVBand="1"/>
+      </w:tblPr>
+      <w:tblGrid>
+        <w:gridCol w:w="2407"/>
+        <w:gridCol w:w="2407"/>
+        <w:gridCol w:w="2407"/>
+        <w:gridCol w:w="2408"/>
+      </w:tblGrid>
+      <w:tr>
+        <w:tc>
+          <w:tcPr>
+            <w:tcW w:w="2407" w:type="dxa"/>
+          </w:tcPr>
+          <w:p>
+            <w:pPr>
+              <w:jc w:val="right"/>
+            </w:pPr>
+          </w:p>
+        </w:tc>
+        <w:tc>
+          <w:tcPr>
+            <w:tcW w:w="2407" w:type="dxa"/>
+          </w:tcPr>
+          <w:p>
+            <w:pPr>
+              <w:jc w:val="center"/>
+            </w:pPr>
+          </w:p>
+        </w:tc>
+        <w:tc>
+          <w:tcPr>
+            <w:tcW w:w="2407" w:type="dxa"/>
+          </w:tcPr>
+          <w:p>
+            <w:pPr>
+              <w:jc w:val="center"/>
+            </w:pPr>
+          </w:p>
+        </w:tc>
+        <w:tc>
+          <w:tcPr>
+            <w:tcW w:w="2408" w:type="dxa"/>
+          </w:tcPr>
+          <w:p>
+            <w:pPr>
+              <w:jc w:val="center"/>
+            </w:pPr>
+          </w:p>
+        </w:tc>
+      </w:tr>
+    </w:tbl>
+    <w:p>
+      <w:pPr>
+        <w:jc w:val="right"/>
+      </w:pPr>
+    </w:p>
+    <w:p>
+      <w:pPr>
+        <w:jc w:val="right"/>
+      </w:pPr>
+      <w:r>
+        <w:t>Продовження табл. 1.7</w:t>
+      </w:r>
+    </w:p>
+    <w:tbl>
+      <w:tblPr>
+        <w:tblStyle w:val="a3"/>
+        <w:tblW w:w="0" w:type="auto"/>
+        <w:tblLook w:val="04A0" w:firstRow="1" w:lastRow="0" w:firstColumn="1" w:lastColumn="0" w:noHBand="0" w:noVBand="1"/>
+      </w:tblPr>
+      <w:tblGrid>
+        <w:gridCol w:w="962"/>
+        <w:gridCol w:w="963"/>
+        <w:gridCol w:w="963"/>
+        <w:gridCol w:w="963"/>
+        <w:gridCol w:w="963"/>
+        <w:gridCol w:w="963"/>
+        <w:gridCol w:w="963"/>
+        <w:gridCol w:w="963"/>
+        <w:gridCol w:w="963"/>
+        <w:gridCol w:w="963"/>
+      </w:tblGrid>
+      <w:tr>
+        <w:tc>
+          <w:tcPr>
+            <w:tcW w:w="962" w:type="dxa"/>
+          </w:tcPr>
+          <w:p>
+            <w:pPr>
+              <w:jc w:val="right"/>
+            </w:pPr>
+            <w:bookmarkStart w:id="0" w:name="_GoBack"/>
+            <w:bookmarkEnd w:id="0"/>
+          </w:p>
+        </w:tc>
+        <w:tc>
+          <w:tcPr>
+            <w:tcW w:w="963" w:type="dxa"/>
+          </w:tcPr>
+          <w:p>
+            <w:pPr>
+              <w:jc w:val="right"/>
+            </w:pPr>
+          </w:p>
+        </w:tc>
+        <w:tc>
+          <w:tcPr>
+            <w:tcW w:w="963" w:type="dxa"/>
+          </w:tcPr>
+          <w:p>
+            <w:pPr>
+              <w:jc w:val="right"/>
+            </w:pPr>
+          </w:p>
+        </w:tc>
+        <w:tc>
+          <w:tcPr>
+            <w:tcW w:w="963" w:type="dxa"/>
+          </w:tcPr>
+          <w:p>
+            <w:pPr>
+              <w:jc w:val="right"/>
+            </w:pPr>
+          </w:p>
+        </w:tc>
+        <w:tc>
+          <w:tcPr>
+            <w:tcW w:w="963" w:type="dxa"/>
+          </w:tcPr>
+          <w:p>
+            <w:pPr>
+              <w:jc w:val="right"/>
+            </w:pPr>
+          </w:p>
+        </w:tc>
+        <w:tc>
+          <w:tcPr>
+            <w:tcW w:w="963" w:type="dxa"/>
+          </w:tcPr>
+          <w:p>
+            <w:pPr>
+              <w:jc w:val="right"/>
+            </w:pPr>
+          </w:p>
+        </w:tc>
+        <w:tc>
+          <w:tcPr>
+            <w:tcW w:w="963" w:type="dxa"/>
+          </w:tcPr>
+          <w:p>
+            <w:pPr>
+              <w:jc w:val="right"/>
+            </w:pPr>
+          </w:p>
+        </w:tc>
+        <w:tc>
+          <w:tcPr>
+            <w:tcW w:w="963" w:type="dxa"/>
+          </w:tcPr>
+          <w:p>
+            <w:pPr>
+              <w:jc w:val="right"/>
+            </w:pPr>
+          </w:p>
+        </w:tc>
+        <w:tc>
+          <w:tcPr>
+            <w:tcW w:w="963" w:type="dxa"/>
+          </w:tcPr>
+          <w:p>
+            <w:pPr>
+              <w:jc w:val="right"/>
+            </w:pPr>
+          </w:p>
+        </w:tc>
+        <w:tc>
+          <w:tcPr>
+            <w:tcW w:w="963" w:type="dxa"/>
+          </w:tcPr>
+          <w:p>
+            <w:pPr>
+              <w:jc w:val="right"/>
+            </w:pPr>
+          </w:p>
+        </w:tc>
+      </w:tr>
+    </w:tbl>
+    <w:p>
+      <w:pPr>
+        <w:jc w:val="right"/>
+      </w:pPr>
     </w:p>
     <w:sectPr>
       <w:pgSz w:w="11906" w:h="16838"/>
